--- a/policies/build/chapters_v2/AAC/document/AAC9/SOP_Imaging_Appropriateness_PeerReview.docx
+++ b/policies/build/chapters_v2/AAC/document/AAC9/SOP_Imaging_Appropriateness_PeerReview.docx
@@ -363,7 +363,7 @@
         <w:rPr>
           <w:i/>
         </w:rPr>
-        <w:t>Skipping or rushing this step is exactly the kind of gap an assessor — or a real patient safety incident — would eventually surface.</w:t>
+        <w:t>An inappropriate imaging order that goes unchallenged exposes the patient to a scan — and sometimes radiation — they didn't need.</w:t>
       </w:r>
     </w:p>
     <w:p>
@@ -420,7 +420,7 @@
         <w:rPr>
           <w:i/>
         </w:rPr>
-        <w:t>A document that's never reviewed drifts out of date without anyone noticing until an assessor points it out.</w:t>
+        <w:t>Skipping peer review lets a discrepancy pattern — a modality or a reader consistently off — go unnoticed indefinitely.</w:t>
       </w:r>
     </w:p>
     <w:p>
@@ -509,7 +509,7 @@
             <w:color w:val="0563C1"/>
             <w:u w:val="single"/>
           </w:rPr>
-          <w:t>NABH — Hospitals Accreditation Programme (HCO), 6th Edition standards</w:t>
+          <w:t>National Accreditation Board for Hospitals and Healthcare Providers. (2025). NABH accreditation standards for hospitals (6th ed.). ISBN 978-81-965264-9-8.</w:t>
         </w:r>
       </w:hyperlink>
     </w:p>
